--- a/topics/other/lab_qc_answers.docx
+++ b/topics/other/lab_qc_answers.docx
@@ -1,12 +1,13 @@
 
 <file path=word/document.xml><?xml version="1.0" encoding="utf-8"?>
-<w:document xmlns:o="urn:schemas-microsoft-com:office:office" xmlns:r="http://schemas.openxmlformats.org/officeDocument/2006/relationships" xmlns:v="urn:schemas-microsoft-com:vml" xmlns:w="http://schemas.openxmlformats.org/wordprocessingml/2006/main" xmlns:w10="urn:schemas-microsoft-com:office:word" xmlns:wp="http://schemas.openxmlformats.org/drawingml/2006/wordprocessingDrawing" xmlns:wps="http://schemas.microsoft.com/office/word/2010/wordprocessingShape" xmlns:wpg="http://schemas.microsoft.com/office/word/2010/wordprocessingGroup" xmlns:mc="http://schemas.openxmlformats.org/markup-compatibility/2006" xmlns:wp14="http://schemas.microsoft.com/office/word/2010/wordprocessingDrawing" xmlns:w14="http://schemas.microsoft.com/office/word/2010/wordml" xmlns:w15="http://schemas.microsoft.com/office/word/2012/wordml" mc:Ignorable="w14 wp14 w15">
+<w:document xmlns:o="urn:schemas-microsoft-com:office:office" xmlns:r="http://schemas.openxmlformats.org/officeDocument/2006/relationships" xmlns:v="urn:schemas-microsoft-com:vml" xmlns:w="http://schemas.openxmlformats.org/wordprocessingml/2006/main" xmlns:w10="urn:schemas-microsoft-com:office:word" xmlns:wp="http://schemas.openxmlformats.org/drawingml/2006/wordprocessingDrawing" xmlns:pic="http://schemas.openxmlformats.org/drawingml/2006/picture" xmlns:wps="http://schemas.microsoft.com/office/word/2010/wordprocessingShape" xmlns:wpg="http://schemas.microsoft.com/office/word/2010/wordprocessingGroup" xmlns:mc="http://schemas.openxmlformats.org/markup-compatibility/2006" xmlns:wp14="http://schemas.microsoft.com/office/word/2010/wordprocessingDrawing" xmlns:w14="http://schemas.microsoft.com/office/word/2010/wordml" xmlns:w15="http://schemas.microsoft.com/office/word/2012/wordml" mc:Ignorable="w14 wp14 w15">
   <w:body>
     <w:p>
       <w:pPr>
         <w:pStyle w:val="Title"/>
         <w:bidi w:val="0"/>
         <w:spacing w:before="240" w:after="120"/>
+        <w:ind w:hanging="0" w:left="0"/>
         <w:jc w:val="center"/>
         <w:rPr/>
       </w:pPr>
@@ -19,22 +20,16 @@
       <w:pPr>
         <w:pStyle w:val="Normal"/>
         <w:bidi w:val="0"/>
-        <w:jc w:val="left"/>
-        <w:rPr/>
-      </w:pPr>
-      <w:r>
-        <w:rPr>
-          <w:b/>
-          <w:bCs/>
-        </w:rPr>
-        <w:t xml:space="preserve">1. </w:t>
-      </w:r>
-      <w:r>
-        <w:rPr>
-          <w:b/>
-          <w:bCs/>
-        </w:rPr>
-        <w:t>Which positions in the reads have a median phred-score above 28 (very good quality calls) in each sample?</w:t>
+        <w:ind w:hanging="0" w:left="0"/>
+        <w:jc w:val="left"/>
+        <w:rPr/>
+      </w:pPr>
+      <w:r>
+        <w:rPr>
+          <w:b/>
+          <w:bCs/>
+        </w:rPr>
+        <w:t>1. Which positions in the reads have a median phred-score above 28 (very good quality calls) in each sample?</w:t>
         <w:br/>
       </w:r>
     </w:p>
@@ -52,15 +47,15 @@
         </w:tblCellMar>
       </w:tblPr>
       <w:tblGrid>
-        <w:gridCol w:w="3333"/>
-        <w:gridCol w:w="2950"/>
+        <w:gridCol w:w="3332"/>
+        <w:gridCol w:w="2951"/>
         <w:gridCol w:w="2906"/>
       </w:tblGrid>
       <w:tr>
         <w:trPr/>
         <w:tc>
           <w:tcPr>
-            <w:tcW w:w="3333" w:type="dxa"/>
+            <w:tcW w:w="3332" w:type="dxa"/>
             <w:tcBorders>
               <w:top w:val="single" w:sz="4" w:space="0" w:color="000000"/>
               <w:left w:val="single" w:sz="4" w:space="0" w:color="000000"/>
@@ -72,6 +67,7 @@
               <w:pStyle w:val="BodyText"/>
               <w:bidi w:val="0"/>
               <w:spacing w:before="0" w:after="0"/>
+              <w:ind w:hanging="0" w:left="0"/>
               <w:jc w:val="left"/>
               <w:rPr/>
             </w:pPr>
@@ -83,7 +79,7 @@
         </w:tc>
         <w:tc>
           <w:tcPr>
-            <w:tcW w:w="2950" w:type="dxa"/>
+            <w:tcW w:w="2951" w:type="dxa"/>
             <w:tcBorders>
               <w:top w:val="single" w:sz="4" w:space="0" w:color="000000"/>
               <w:left w:val="single" w:sz="4" w:space="0" w:color="000000"/>
@@ -95,6 +91,7 @@
               <w:pStyle w:val="BodyText"/>
               <w:bidi w:val="0"/>
               <w:spacing w:before="0" w:after="0"/>
+              <w:ind w:hanging="0" w:left="0"/>
               <w:jc w:val="left"/>
               <w:rPr/>
             </w:pPr>
@@ -119,6 +116,7 @@
               <w:pStyle w:val="BodyText"/>
               <w:bidi w:val="0"/>
               <w:spacing w:before="0" w:after="0"/>
+              <w:ind w:hanging="0" w:left="0"/>
               <w:jc w:val="left"/>
               <w:rPr/>
             </w:pPr>
@@ -133,7 +131,7 @@
         <w:trPr/>
         <w:tc>
           <w:tcPr>
-            <w:tcW w:w="3333" w:type="dxa"/>
+            <w:tcW w:w="3332" w:type="dxa"/>
             <w:tcBorders>
               <w:left w:val="single" w:sz="4" w:space="0" w:color="000000"/>
               <w:bottom w:val="single" w:sz="4" w:space="0" w:color="000000"/>
@@ -144,6 +142,7 @@
               <w:pStyle w:val="BodyText"/>
               <w:bidi w:val="0"/>
               <w:spacing w:before="0" w:after="0"/>
+              <w:ind w:hanging="0" w:left="0"/>
               <w:jc w:val="left"/>
               <w:rPr/>
             </w:pPr>
@@ -155,7 +154,7 @@
         </w:tc>
         <w:tc>
           <w:tcPr>
-            <w:tcW w:w="2950" w:type="dxa"/>
+            <w:tcW w:w="2951" w:type="dxa"/>
             <w:tcBorders>
               <w:left w:val="single" w:sz="4" w:space="0" w:color="000000"/>
               <w:bottom w:val="single" w:sz="4" w:space="0" w:color="000000"/>
@@ -166,6 +165,7 @@
               <w:pStyle w:val="BodyText"/>
               <w:bidi w:val="0"/>
               <w:spacing w:before="0" w:after="0"/>
+              <w:ind w:hanging="0" w:left="0"/>
               <w:jc w:val="left"/>
               <w:rPr/>
             </w:pPr>
@@ -189,6 +189,7 @@
               <w:pStyle w:val="BodyText"/>
               <w:bidi w:val="0"/>
               <w:spacing w:before="0" w:after="0"/>
+              <w:ind w:hanging="0" w:left="0"/>
               <w:jc w:val="left"/>
               <w:rPr/>
             </w:pPr>
@@ -203,7 +204,7 @@
         <w:trPr/>
         <w:tc>
           <w:tcPr>
-            <w:tcW w:w="3333" w:type="dxa"/>
+            <w:tcW w:w="3332" w:type="dxa"/>
             <w:tcBorders>
               <w:left w:val="single" w:sz="4" w:space="0" w:color="000000"/>
               <w:bottom w:val="single" w:sz="4" w:space="0" w:color="000000"/>
@@ -214,6 +215,7 @@
               <w:pStyle w:val="BodyText"/>
               <w:bidi w:val="0"/>
               <w:spacing w:before="0" w:after="0"/>
+              <w:ind w:hanging="0" w:left="0"/>
               <w:jc w:val="left"/>
               <w:rPr/>
             </w:pPr>
@@ -225,7 +227,7 @@
         </w:tc>
         <w:tc>
           <w:tcPr>
-            <w:tcW w:w="2950" w:type="dxa"/>
+            <w:tcW w:w="2951" w:type="dxa"/>
             <w:tcBorders>
               <w:left w:val="single" w:sz="4" w:space="0" w:color="000000"/>
               <w:bottom w:val="single" w:sz="4" w:space="0" w:color="000000"/>
@@ -236,6 +238,7 @@
               <w:pStyle w:val="BodyText"/>
               <w:bidi w:val="0"/>
               <w:spacing w:before="0" w:after="0"/>
+              <w:ind w:hanging="0" w:left="0"/>
               <w:jc w:val="left"/>
               <w:rPr/>
             </w:pPr>
@@ -259,6 +262,7 @@
               <w:pStyle w:val="BodyText"/>
               <w:bidi w:val="0"/>
               <w:spacing w:before="0" w:after="0"/>
+              <w:ind w:hanging="0" w:left="0"/>
               <w:jc w:val="left"/>
               <w:rPr/>
             </w:pPr>
@@ -273,7 +277,7 @@
         <w:trPr/>
         <w:tc>
           <w:tcPr>
-            <w:tcW w:w="3333" w:type="dxa"/>
+            <w:tcW w:w="3332" w:type="dxa"/>
             <w:tcBorders>
               <w:left w:val="single" w:sz="4" w:space="0" w:color="000000"/>
               <w:bottom w:val="single" w:sz="4" w:space="0" w:color="000000"/>
@@ -284,22 +288,19 @@
               <w:pStyle w:val="BodyText"/>
               <w:bidi w:val="0"/>
               <w:spacing w:before="0" w:after="0"/>
-              <w:jc w:val="left"/>
-              <w:rPr/>
-            </w:pPr>
-            <w:r>
-              <w:rPr/>
-              <w:t>HG0010</w:t>
-            </w:r>
-            <w:r>
-              <w:rPr/>
-              <w:t>1</w:t>
-            </w:r>
-          </w:p>
-        </w:tc>
-        <w:tc>
-          <w:tcPr>
-            <w:tcW w:w="2950" w:type="dxa"/>
+              <w:ind w:hanging="0" w:left="0"/>
+              <w:jc w:val="left"/>
+              <w:rPr/>
+            </w:pPr>
+            <w:r>
+              <w:rPr/>
+              <w:t>HG00101</w:t>
+            </w:r>
+          </w:p>
+        </w:tc>
+        <w:tc>
+          <w:tcPr>
+            <w:tcW w:w="2951" w:type="dxa"/>
             <w:tcBorders>
               <w:left w:val="single" w:sz="4" w:space="0" w:color="000000"/>
               <w:bottom w:val="single" w:sz="4" w:space="0" w:color="000000"/>
@@ -310,6 +311,7 @@
               <w:pStyle w:val="BodyText"/>
               <w:bidi w:val="0"/>
               <w:spacing w:before="0" w:after="0"/>
+              <w:ind w:hanging="0" w:left="0"/>
               <w:jc w:val="left"/>
               <w:rPr/>
             </w:pPr>
@@ -333,6 +335,7 @@
               <w:pStyle w:val="BodyText"/>
               <w:bidi w:val="0"/>
               <w:spacing w:before="0" w:after="0"/>
+              <w:ind w:hanging="0" w:left="0"/>
               <w:jc w:val="left"/>
               <w:rPr/>
             </w:pPr>
@@ -348,31 +351,26 @@
       <w:pPr>
         <w:pStyle w:val="Normal"/>
         <w:bidi w:val="0"/>
-        <w:jc w:val="left"/>
-        <w:rPr>
-          <w:b/>
-          <w:bCs/>
-        </w:rPr>
-      </w:pPr>
-      <w:r>
-        <w:rPr>
-          <w:b/>
-          <w:bCs/>
-        </w:rPr>
-        <w:t xml:space="preserve">2. </w:t>
-      </w:r>
-      <w:r>
-        <w:rPr>
-          <w:b/>
-          <w:bCs/>
-        </w:rPr>
-        <w:t>Do any of the samples have warnings or failures in the Per Base Sequence Quality module?</w:t>
-      </w:r>
-    </w:p>
-    <w:p>
-      <w:pPr>
-        <w:pStyle w:val="Normal"/>
-        <w:bidi w:val="0"/>
+        <w:ind w:hanging="0" w:left="0"/>
+        <w:jc w:val="left"/>
+        <w:rPr>
+          <w:b/>
+          <w:bCs/>
+        </w:rPr>
+      </w:pPr>
+      <w:r>
+        <w:rPr>
+          <w:b/>
+          <w:bCs/>
+        </w:rPr>
+        <w:t>2. Do any of the samples have warnings or failures in the Per Base Sequence Quality module?</w:t>
+      </w:r>
+    </w:p>
+    <w:p>
+      <w:pPr>
+        <w:pStyle w:val="Normal"/>
+        <w:bidi w:val="0"/>
+        <w:ind w:hanging="0" w:left="0"/>
         <w:jc w:val="left"/>
         <w:rPr/>
       </w:pPr>
@@ -385,6 +383,7 @@
       <w:pPr>
         <w:pStyle w:val="Normal"/>
         <w:bidi w:val="0"/>
+        <w:ind w:hanging="0" w:left="0"/>
         <w:jc w:val="left"/>
         <w:rPr>
           <w:b/>
@@ -403,6 +402,7 @@
       <w:pPr>
         <w:pStyle w:val="Normal"/>
         <w:bidi w:val="0"/>
+        <w:ind w:hanging="0" w:left="0"/>
         <w:jc w:val="left"/>
         <w:rPr/>
       </w:pPr>
@@ -415,26 +415,28 @@
       <w:pPr>
         <w:pStyle w:val="Normal"/>
         <w:bidi w:val="0"/>
-        <w:jc w:val="left"/>
-        <w:rPr/>
-      </w:pPr>
-      <w:r>
-        <w:rPr/>
-        <w:t>In sample HG00097, the first base have me</w:t>
-      </w:r>
-      <w:r>
-        <w:rPr/>
-        <w:t>dian</w:t>
-      </w:r>
-      <w:r>
-        <w:rPr/>
-        <w:t xml:space="preserve"> quality of 15, which is less than the threshold for raising a failure. An option could be to trim off the first base, but since the quality values are taken into account in variant calling it is OK to keep this one base with lower quality in the reads.</w:t>
-      </w:r>
-    </w:p>
-    <w:p>
-      <w:pPr>
-        <w:pStyle w:val="Normal"/>
-        <w:bidi w:val="0"/>
+        <w:ind w:hanging="0" w:left="0"/>
+        <w:jc w:val="left"/>
+        <w:rPr/>
+      </w:pPr>
+      <w:r>
+        <w:rPr/>
+        <w:t>In sample HG00097, the first base ha</w:t>
+      </w:r>
+      <w:r>
+        <w:rPr/>
+        <w:t>s a</w:t>
+      </w:r>
+      <w:r>
+        <w:rPr/>
+        <w:t xml:space="preserve"> median quality of 15, which is less than the threshold for raising a failure. An option could be to trim off the first base, but since the quality values are taken into account in variant calling it is OK to keep this one base with lower quality in the reads.</w:t>
+      </w:r>
+    </w:p>
+    <w:p>
+      <w:pPr>
+        <w:pStyle w:val="Normal"/>
+        <w:bidi w:val="0"/>
+        <w:ind w:hanging="0" w:left="0"/>
         <w:jc w:val="left"/>
         <w:rPr>
           <w:b/>
@@ -453,6 +455,7 @@
       <w:pPr>
         <w:pStyle w:val="Normal"/>
         <w:bidi w:val="0"/>
+        <w:ind w:hanging="0" w:left="0"/>
         <w:jc w:val="left"/>
         <w:rPr>
           <w:b w:val="false"/>
@@ -464,14 +467,7 @@
           <w:b w:val="false"/>
           <w:bCs w:val="false"/>
         </w:rPr>
-        <w:t xml:space="preserve">R1: Higher mean quality </w:t>
-      </w:r>
-      <w:r>
-        <w:rPr>
-          <w:b w:val="false"/>
-          <w:bCs w:val="false"/>
-        </w:rPr>
-        <w:t>overall; fewer low-quality bases from about position 30 and onwards.</w:t>
+        <w:t>R1: Higher mean quality overall; fewer low-quality bases from about position 30 and onwards.</w:t>
         <w:br/>
         <w:t>R2: Higher quality from about position 85 and onwards.</w:t>
       </w:r>
@@ -480,22 +476,16 @@
       <w:pPr>
         <w:pStyle w:val="Normal"/>
         <w:bidi w:val="0"/>
-        <w:jc w:val="left"/>
-        <w:rPr/>
-      </w:pPr>
-      <w:r>
-        <w:rPr>
-          <w:b/>
-          <w:bCs/>
-        </w:rPr>
-        <w:t>5</w:t>
-      </w:r>
-      <w:r>
-        <w:rPr>
-          <w:b/>
-          <w:bCs/>
-        </w:rPr>
-        <w:t>. How long are the reads?</w:t>
+        <w:ind w:hanging="0" w:left="0"/>
+        <w:jc w:val="left"/>
+        <w:rPr/>
+      </w:pPr>
+      <w:r>
+        <w:rPr>
+          <w:b/>
+          <w:bCs/>
+        </w:rPr>
+        <w:t>5. How long are the reads?</w:t>
       </w:r>
     </w:p>
     <w:tbl>
@@ -513,8 +503,8 @@
       </w:tblPr>
       <w:tblGrid>
         <w:gridCol w:w="3324"/>
-        <w:gridCol w:w="3323"/>
-        <w:gridCol w:w="3325"/>
+        <w:gridCol w:w="3324"/>
+        <w:gridCol w:w="3324"/>
       </w:tblGrid>
       <w:tr>
         <w:trPr/>
@@ -532,6 +522,7 @@
               <w:pStyle w:val="TableContents"/>
               <w:bidi w:val="0"/>
               <w:spacing w:before="0" w:after="0"/>
+              <w:ind w:hanging="0" w:left="0"/>
               <w:jc w:val="left"/>
               <w:rPr/>
             </w:pPr>
@@ -543,7 +534,7 @@
         </w:tc>
         <w:tc>
           <w:tcPr>
-            <w:tcW w:w="3323" w:type="dxa"/>
+            <w:tcW w:w="3324" w:type="dxa"/>
             <w:tcBorders>
               <w:top w:val="single" w:sz="4" w:space="0" w:color="000000"/>
               <w:left w:val="single" w:sz="4" w:space="0" w:color="000000"/>
@@ -555,6 +546,7 @@
               <w:pStyle w:val="TableContents"/>
               <w:bidi w:val="0"/>
               <w:spacing w:before="0" w:after="0"/>
+              <w:ind w:hanging="0" w:left="0"/>
               <w:jc w:val="left"/>
               <w:rPr/>
             </w:pPr>
@@ -566,7 +558,7 @@
         </w:tc>
         <w:tc>
           <w:tcPr>
-            <w:tcW w:w="3325" w:type="dxa"/>
+            <w:tcW w:w="3324" w:type="dxa"/>
             <w:tcBorders>
               <w:top w:val="single" w:sz="4" w:space="0" w:color="000000"/>
               <w:left w:val="single" w:sz="4" w:space="0" w:color="000000"/>
@@ -579,6 +571,7 @@
               <w:pStyle w:val="TableContents"/>
               <w:bidi w:val="0"/>
               <w:spacing w:before="0" w:after="0"/>
+              <w:ind w:hanging="0" w:left="0"/>
               <w:jc w:val="left"/>
               <w:rPr/>
             </w:pPr>
@@ -604,6 +597,7 @@
               <w:pStyle w:val="TableContents"/>
               <w:bidi w:val="0"/>
               <w:spacing w:before="0" w:after="0"/>
+              <w:ind w:hanging="0" w:left="0"/>
               <w:jc w:val="left"/>
               <w:rPr/>
             </w:pPr>
@@ -615,7 +609,7 @@
         </w:tc>
         <w:tc>
           <w:tcPr>
-            <w:tcW w:w="3323" w:type="dxa"/>
+            <w:tcW w:w="3324" w:type="dxa"/>
             <w:tcBorders>
               <w:left w:val="single" w:sz="4" w:space="0" w:color="000000"/>
               <w:bottom w:val="single" w:sz="4" w:space="0" w:color="000000"/>
@@ -626,6 +620,7 @@
               <w:pStyle w:val="TableContents"/>
               <w:bidi w:val="0"/>
               <w:spacing w:before="0" w:after="0"/>
+              <w:ind w:hanging="0" w:left="0"/>
               <w:jc w:val="left"/>
               <w:rPr/>
             </w:pPr>
@@ -637,7 +632,7 @@
         </w:tc>
         <w:tc>
           <w:tcPr>
-            <w:tcW w:w="3325" w:type="dxa"/>
+            <w:tcW w:w="3324" w:type="dxa"/>
             <w:tcBorders>
               <w:left w:val="single" w:sz="4" w:space="0" w:color="000000"/>
               <w:bottom w:val="single" w:sz="4" w:space="0" w:color="000000"/>
@@ -649,6 +644,7 @@
               <w:pStyle w:val="TableContents"/>
               <w:bidi w:val="0"/>
               <w:spacing w:before="0" w:after="0"/>
+              <w:ind w:hanging="0" w:left="0"/>
               <w:jc w:val="left"/>
               <w:rPr/>
             </w:pPr>
@@ -674,6 +670,7 @@
               <w:pStyle w:val="TableContents"/>
               <w:bidi w:val="0"/>
               <w:spacing w:before="0" w:after="0"/>
+              <w:ind w:hanging="0" w:left="0"/>
               <w:jc w:val="left"/>
               <w:rPr/>
             </w:pPr>
@@ -685,7 +682,7 @@
         </w:tc>
         <w:tc>
           <w:tcPr>
-            <w:tcW w:w="3323" w:type="dxa"/>
+            <w:tcW w:w="3324" w:type="dxa"/>
             <w:tcBorders>
               <w:left w:val="single" w:sz="4" w:space="0" w:color="000000"/>
               <w:bottom w:val="single" w:sz="4" w:space="0" w:color="000000"/>
@@ -696,6 +693,7 @@
               <w:pStyle w:val="TableContents"/>
               <w:bidi w:val="0"/>
               <w:spacing w:before="0" w:after="0"/>
+              <w:ind w:hanging="0" w:left="0"/>
               <w:jc w:val="left"/>
               <w:rPr/>
             </w:pPr>
@@ -707,7 +705,7 @@
         </w:tc>
         <w:tc>
           <w:tcPr>
-            <w:tcW w:w="3325" w:type="dxa"/>
+            <w:tcW w:w="3324" w:type="dxa"/>
             <w:tcBorders>
               <w:left w:val="single" w:sz="4" w:space="0" w:color="000000"/>
               <w:bottom w:val="single" w:sz="4" w:space="0" w:color="000000"/>
@@ -719,6 +717,7 @@
               <w:pStyle w:val="TableContents"/>
               <w:bidi w:val="0"/>
               <w:spacing w:before="0" w:after="0"/>
+              <w:ind w:hanging="0" w:left="0"/>
               <w:jc w:val="left"/>
               <w:rPr/>
             </w:pPr>
@@ -744,6 +743,7 @@
               <w:pStyle w:val="TableContents"/>
               <w:bidi w:val="0"/>
               <w:spacing w:before="0" w:after="0"/>
+              <w:ind w:hanging="0" w:left="0"/>
               <w:jc w:val="left"/>
               <w:rPr/>
             </w:pPr>
@@ -755,7 +755,7 @@
         </w:tc>
         <w:tc>
           <w:tcPr>
-            <w:tcW w:w="3323" w:type="dxa"/>
+            <w:tcW w:w="3324" w:type="dxa"/>
             <w:tcBorders>
               <w:left w:val="single" w:sz="4" w:space="0" w:color="000000"/>
               <w:bottom w:val="single" w:sz="4" w:space="0" w:color="000000"/>
@@ -766,6 +766,7 @@
               <w:pStyle w:val="TableContents"/>
               <w:bidi w:val="0"/>
               <w:spacing w:before="0" w:after="0"/>
+              <w:ind w:hanging="0" w:left="0"/>
               <w:jc w:val="left"/>
               <w:rPr/>
             </w:pPr>
@@ -777,7 +778,7 @@
         </w:tc>
         <w:tc>
           <w:tcPr>
-            <w:tcW w:w="3325" w:type="dxa"/>
+            <w:tcW w:w="3324" w:type="dxa"/>
             <w:tcBorders>
               <w:left w:val="single" w:sz="4" w:space="0" w:color="000000"/>
               <w:bottom w:val="single" w:sz="4" w:space="0" w:color="000000"/>
@@ -789,6 +790,7 @@
               <w:pStyle w:val="TableContents"/>
               <w:bidi w:val="0"/>
               <w:spacing w:before="0" w:after="0"/>
+              <w:ind w:hanging="0" w:left="0"/>
               <w:jc w:val="left"/>
               <w:rPr/>
             </w:pPr>
@@ -804,25 +806,19 @@
       <w:pPr>
         <w:pStyle w:val="Normal"/>
         <w:bidi w:val="0"/>
-        <w:jc w:val="left"/>
-        <w:rPr>
-          <w:b/>
-          <w:bCs/>
-        </w:rPr>
-      </w:pPr>
-      <w:r>
-        <w:rPr>
-          <w:b/>
-          <w:bCs/>
-        </w:rPr>
-        <w:t>6</w:t>
-      </w:r>
-      <w:r>
-        <w:rPr>
-          <w:b/>
-          <w:bCs/>
-        </w:rPr>
-        <w:t>. Do any of the samples have warnings or failures in the Sequence Length Distribution module?</w:t>
+        <w:ind w:hanging="0" w:left="0"/>
+        <w:jc w:val="left"/>
+        <w:rPr>
+          <w:b/>
+          <w:bCs/>
+        </w:rPr>
+      </w:pPr>
+      <w:r>
+        <w:rPr>
+          <w:b/>
+          <w:bCs/>
+        </w:rPr>
+        <w:t>6. Do any of the samples have warnings or failures in the Sequence Length Distribution module?</w:t>
       </w:r>
     </w:p>
     <w:p>
@@ -834,7 +830,7 @@
         </w:numPr>
         <w:bidi w:val="0"/>
         <w:spacing w:before="283" w:after="0"/>
-        <w:ind w:hanging="0"/>
+        <w:ind w:hanging="0" w:left="0"/>
         <w:jc w:val="left"/>
         <w:rPr/>
       </w:pPr>
@@ -847,25 +843,19 @@
       <w:pPr>
         <w:pStyle w:val="Normal"/>
         <w:bidi w:val="0"/>
-        <w:jc w:val="left"/>
-        <w:rPr>
-          <w:b/>
-          <w:bCs/>
-        </w:rPr>
-      </w:pPr>
-      <w:r>
-        <w:rPr>
-          <w:b/>
-          <w:bCs/>
-        </w:rPr>
-        <w:t>7</w:t>
-      </w:r>
-      <w:r>
-        <w:rPr>
-          <w:b/>
-          <w:bCs/>
-        </w:rPr>
-        <w:t>. Why?</w:t>
+        <w:ind w:hanging="0" w:left="0"/>
+        <w:jc w:val="left"/>
+        <w:rPr>
+          <w:b/>
+          <w:bCs/>
+        </w:rPr>
+      </w:pPr>
+      <w:r>
+        <w:rPr>
+          <w:b/>
+          <w:bCs/>
+        </w:rPr>
+        <w:t>7. Why?</w:t>
       </w:r>
     </w:p>
     <w:p>
@@ -877,7 +867,7 @@
         </w:numPr>
         <w:bidi w:val="0"/>
         <w:spacing w:before="283" w:after="0"/>
-        <w:ind w:hanging="0"/>
+        <w:ind w:hanging="0" w:left="0"/>
         <w:jc w:val="left"/>
         <w:rPr/>
       </w:pPr>
@@ -895,7 +885,7 @@
         </w:numPr>
         <w:bidi w:val="0"/>
         <w:spacing w:before="283" w:after="0"/>
-        <w:ind w:hanging="0"/>
+        <w:ind w:hanging="0" w:left="0"/>
         <w:jc w:val="left"/>
         <w:rPr/>
       </w:pPr>
@@ -908,6 +898,7 @@
       <w:pPr>
         <w:pStyle w:val="Normal"/>
         <w:bidi w:val="0"/>
+        <w:ind w:hanging="0" w:left="0"/>
         <w:jc w:val="left"/>
         <w:rPr>
           <w:b/>
@@ -926,6 +917,7 @@
       <w:pPr>
         <w:pStyle w:val="Normal"/>
         <w:bidi w:val="0"/>
+        <w:ind w:hanging="0" w:left="0"/>
         <w:jc w:val="left"/>
         <w:rPr/>
       </w:pPr>
@@ -940,6 +932,7 @@
       <w:pPr>
         <w:pStyle w:val="Normal"/>
         <w:bidi w:val="0"/>
+        <w:ind w:hanging="0" w:left="0"/>
         <w:jc w:val="left"/>
         <w:rPr>
           <w:b/>
@@ -973,6 +966,7 @@
       <w:pPr>
         <w:pStyle w:val="Normal"/>
         <w:bidi w:val="0"/>
+        <w:ind w:hanging="0" w:left="0"/>
         <w:jc w:val="left"/>
         <w:rPr/>
       </w:pPr>
@@ -999,6 +993,7 @@
       <w:pgNumType w:fmt="decimal"/>
       <w:formProt w:val="false"/>
       <w:textDirection w:val="lrTb"/>
+      <w:docGrid w:type="default" w:linePitch="100" w:charSpace="0"/>
     </w:sectPr>
   </w:body>
 </w:document>
@@ -1018,7 +1013,6 @@
     </w:rPrDefault>
     <w:pPrDefault>
       <w:pPr>
-        <w:widowControl/>
         <w:suppressAutoHyphens w:val="true"/>
       </w:pPr>
     </w:pPrDefault>
@@ -1028,13 +1022,11 @@
     <w:qFormat/>
     <w:pPr>
       <w:widowControl/>
-      <w:numPr>
-        <w:ilvl w:val="0"/>
-        <w:numId w:val="0"/>
-      </w:numPr>
+      <w:suppressAutoHyphens w:val="true"/>
       <w:bidi w:val="0"/>
       <w:spacing w:before="283" w:after="0"/>
       <w:ind w:hanging="0"/>
+      <w:jc w:val="left"/>
     </w:pPr>
     <w:rPr>
       <w:rFonts w:ascii="Lato" w:hAnsi="Lato" w:eastAsia="Noto Serif CJK SC" w:cs="Noto Sans Devanagari"/>
@@ -1084,7 +1076,7 @@
     </w:rPr>
   </w:style>
   <w:style w:type="paragraph" w:styleId="Caption">
-    <w:name w:val="Caption"/>
+    <w:name w:val="caption"/>
     <w:basedOn w:val="Normal"/>
     <w:qFormat/>
     <w:pPr>
